--- a/Grupa_IND.docx
+++ b/Grupa_IND.docx
@@ -6,7 +6,7 @@
       <w:tblPr>
         <w:tblStyle w:val="TableGrid"/>
         <w:bidiVisual w:val="0"/>
-        <w:tblW w:w="0" w:type="auto"/>
+        <w:tblW w:w="9175" w:type="dxa"/>
         <w:tblBorders>
           <w:top w:val="single" w:sz="6"/>
           <w:left w:val="single" w:sz="6"/>
@@ -27,7 +27,7 @@
         <w:gridCol w:w="825"/>
         <w:gridCol w:w="420"/>
         <w:gridCol w:w="540"/>
-        <w:gridCol w:w="1260"/>
+        <w:gridCol w:w="1345"/>
       </w:tblGrid>
       <w:tr>
         <w:trPr>
@@ -324,7 +324,7 @@
         </w:tc>
         <w:tc>
           <w:tcPr>
-            <w:tcW w:w="1260" w:type="dxa"/>
+            <w:tcW w:w="1345" w:type="dxa"/>
             <w:tcBorders>
               <w:top w:val="nil"/>
               <w:left w:val="nil"/>
@@ -572,7 +572,7 @@
         </w:tc>
         <w:tc>
           <w:tcPr>
-            <w:tcW w:w="1260" w:type="dxa"/>
+            <w:tcW w:w="1345" w:type="dxa"/>
             <w:tcBorders>
               <w:top w:val="nil"/>
               <w:left w:val="nil"/>
@@ -830,7 +830,7 @@
         </w:tc>
         <w:tc>
           <w:tcPr>
-            <w:tcW w:w="1800" w:type="dxa"/>
+            <w:tcW w:w="1885" w:type="dxa"/>
             <w:gridSpan w:val="2"/>
             <w:tcBorders>
               <w:top w:val="single" w:sz="4"/>
@@ -1000,7 +1000,7 @@
         </w:tc>
         <w:tc>
           <w:tcPr>
-            <w:tcW w:w="1800" w:type="dxa"/>
+            <w:tcW w:w="1885" w:type="dxa"/>
             <w:gridSpan w:val="2"/>
             <w:tcBorders>
               <w:top w:val="single" w:sz="4"/>
@@ -1156,7 +1156,7 @@
         </w:tc>
         <w:tc>
           <w:tcPr>
-            <w:tcW w:w="1800" w:type="dxa"/>
+            <w:tcW w:w="1885" w:type="dxa"/>
             <w:gridSpan w:val="2"/>
             <w:tcBorders>
               <w:top w:val="single" w:sz="4"/>
